--- a/compiled_data/Rubric Sniper.docx
+++ b/compiled_data/Rubric Sniper.docx
@@ -25,8 +25,14 @@
           <w:ilvl w:val="0"/>
           <w:numId w:val="1"/>
         </w:numPr>
-      </w:pPr>
-      <w:r>
+        <w:rPr>
+          <w:strike/>
+        </w:rPr>
+      </w:pPr>
+      <w:r>
+        <w:rPr>
+          <w:strike/>
+        </w:rPr>
         <w:t>Question is clear and focused</w:t>
       </w:r>
     </w:p>
@@ -37,8 +43,14 @@
           <w:ilvl w:val="0"/>
           <w:numId w:val="1"/>
         </w:numPr>
-      </w:pPr>
-      <w:r>
+        <w:rPr>
+          <w:strike/>
+        </w:rPr>
+      </w:pPr>
+      <w:r>
+        <w:rPr>
+          <w:strike/>
+        </w:rPr>
         <w:t>Question is testable using scientific principles</w:t>
       </w:r>
     </w:p>
@@ -49,8 +61,14 @@
           <w:ilvl w:val="0"/>
           <w:numId w:val="1"/>
         </w:numPr>
-      </w:pPr>
-      <w:r>
+        <w:rPr>
+          <w:strike/>
+        </w:rPr>
+      </w:pPr>
+      <w:r>
+        <w:rPr>
+          <w:strike/>
+        </w:rPr>
         <w:t>Question is innovative / creative</w:t>
       </w:r>
     </w:p>
@@ -117,8 +135,14 @@
           <w:ilvl w:val="0"/>
           <w:numId w:val="2"/>
         </w:numPr>
-      </w:pPr>
-      <w:r>
+        <w:rPr>
+          <w:strike/>
+        </w:rPr>
+      </w:pPr>
+      <w:r>
+        <w:rPr>
+          <w:strike/>
+        </w:rPr>
         <w:t>Hypothesis provides justification with scientific reasoning</w:t>
       </w:r>
     </w:p>
@@ -129,8 +153,14 @@
           <w:ilvl w:val="0"/>
           <w:numId w:val="2"/>
         </w:numPr>
-      </w:pPr>
-      <w:r>
+        <w:rPr>
+          <w:strike/>
+        </w:rPr>
+      </w:pPr>
+      <w:r>
+        <w:rPr>
+          <w:strike/>
+        </w:rPr>
         <w:t>Variables and controls are clearly identified and defined</w:t>
       </w:r>
     </w:p>
@@ -141,8 +171,14 @@
           <w:ilvl w:val="0"/>
           <w:numId w:val="2"/>
         </w:numPr>
-      </w:pPr>
-      <w:r>
+        <w:rPr>
+          <w:strike/>
+        </w:rPr>
+      </w:pPr>
+      <w:r>
+        <w:rPr>
+          <w:strike/>
+        </w:rPr>
         <w:t>Procedures are repeatable</w:t>
       </w:r>
     </w:p>
@@ -153,8 +189,14 @@
           <w:ilvl w:val="0"/>
           <w:numId w:val="2"/>
         </w:numPr>
-      </w:pPr>
-      <w:r>
+        <w:rPr>
+          <w:strike/>
+        </w:rPr>
+      </w:pPr>
+      <w:r>
+        <w:rPr>
+          <w:strike/>
+        </w:rPr>
         <w:t>Investigation is repeated enough / has large enough sample size</w:t>
       </w:r>
     </w:p>
@@ -529,8 +571,14 @@
           <w:ilvl w:val="0"/>
           <w:numId w:val="3"/>
         </w:numPr>
-      </w:pPr>
-      <w:r>
+        <w:rPr>
+          <w:strike/>
+        </w:rPr>
+      </w:pPr>
+      <w:r>
+        <w:rPr>
+          <w:strike/>
+        </w:rPr>
         <w:t>Data sets are logically organized</w:t>
       </w:r>
     </w:p>
@@ -541,8 +589,14 @@
           <w:ilvl w:val="0"/>
           <w:numId w:val="3"/>
         </w:numPr>
-      </w:pPr>
-      <w:r>
+        <w:rPr>
+          <w:strike/>
+        </w:rPr>
+      </w:pPr>
+      <w:r>
+        <w:rPr>
+          <w:strike/>
+        </w:rPr>
         <w:t>Data is displayed graphically</w:t>
       </w:r>
     </w:p>
@@ -553,8 +607,14 @@
           <w:ilvl w:val="0"/>
           <w:numId w:val="3"/>
         </w:numPr>
-      </w:pPr>
-      <w:r>
+        <w:rPr>
+          <w:strike/>
+        </w:rPr>
+      </w:pPr>
+      <w:r>
+        <w:rPr>
+          <w:strike/>
+        </w:rPr>
         <w:t>Written analysis accurately describes data</w:t>
       </w:r>
     </w:p>
@@ -565,8 +625,14 @@
           <w:ilvl w:val="0"/>
           <w:numId w:val="3"/>
         </w:numPr>
-      </w:pPr>
-      <w:r>
+        <w:rPr>
+          <w:strike/>
+        </w:rPr>
+      </w:pPr>
+      <w:r>
+        <w:rPr>
+          <w:strike/>
+        </w:rPr>
         <w:t>Data is relevant to the investigation</w:t>
       </w:r>
     </w:p>
@@ -577,8 +643,14 @@
           <w:ilvl w:val="0"/>
           <w:numId w:val="3"/>
         </w:numPr>
-      </w:pPr>
-      <w:r>
+        <w:rPr>
+          <w:strike/>
+        </w:rPr>
+      </w:pPr>
+      <w:r>
+        <w:rPr>
+          <w:strike/>
+        </w:rPr>
         <w:t>Sufficient data to support conclusions is provided</w:t>
       </w:r>
     </w:p>
@@ -589,8 +661,14 @@
           <w:ilvl w:val="0"/>
           <w:numId w:val="3"/>
         </w:numPr>
-      </w:pPr>
-      <w:r>
+        <w:rPr>
+          <w:strike/>
+        </w:rPr>
+      </w:pPr>
+      <w:r>
+        <w:rPr>
+          <w:strike/>
+        </w:rPr>
         <w:t>Identifies potential sources of error</w:t>
       </w:r>
     </w:p>
@@ -601,8 +679,14 @@
           <w:ilvl w:val="0"/>
           <w:numId w:val="3"/>
         </w:numPr>
-      </w:pPr>
-      <w:r>
+        <w:rPr>
+          <w:strike/>
+        </w:rPr>
+      </w:pPr>
+      <w:r>
+        <w:rPr>
+          <w:strike/>
+        </w:rPr>
         <w:t>Uses simple math operations to summarize data (averages, ratios, rates, percents)</w:t>
       </w:r>
     </w:p>
@@ -614,20 +698,16 @@
           <w:numId w:val="3"/>
         </w:numPr>
         <w:rPr>
+          <w:strike/>
           <w:u w:val="single"/>
         </w:rPr>
       </w:pPr>
       <w:r>
         <w:rPr>
+          <w:strike/>
           <w:u w:val="single"/>
         </w:rPr>
-        <w:t>Uses more complex math operations to summarize data (correlation coefficients, slope, line of fit, probability, standard deviation, algorithmic representations</w:t>
-      </w:r>
-      <w:r>
-        <w:rPr>
-          <w:u w:val="single"/>
-        </w:rPr>
-        <w:t>*</w:t>
+        <w:t>Uses more complex math operations to summarize data (correlation coefficients, slope, line of fit, probability, standard deviation, algorithmic representations*</w:t>
       </w:r>
     </w:p>
     <w:p>
@@ -845,8 +925,14 @@
           <w:ilvl w:val="0"/>
           <w:numId w:val="5"/>
         </w:numPr>
-      </w:pPr>
-      <w:r>
+        <w:rPr>
+          <w:strike/>
+        </w:rPr>
+      </w:pPr>
+      <w:r>
+        <w:rPr>
+          <w:strike/>
+        </w:rPr>
         <w:t>Conclusion relates back to the original question</w:t>
       </w:r>
     </w:p>
@@ -857,8 +943,14 @@
           <w:ilvl w:val="0"/>
           <w:numId w:val="5"/>
         </w:numPr>
-      </w:pPr>
-      <w:r>
+        <w:rPr>
+          <w:strike/>
+        </w:rPr>
+      </w:pPr>
+      <w:r>
+        <w:rPr>
+          <w:strike/>
+        </w:rPr>
         <w:t>Conclusion explains how data connects to conclusion using scientific ideas</w:t>
       </w:r>
     </w:p>
@@ -870,20 +962,16 @@
           <w:numId w:val="5"/>
         </w:numPr>
         <w:rPr>
+          <w:strike/>
           <w:u w:val="single"/>
         </w:rPr>
       </w:pPr>
       <w:r>
         <w:rPr>
+          <w:strike/>
           <w:u w:val="single"/>
         </w:rPr>
-        <w:t>A model is developed or used to support the explanation</w:t>
-      </w:r>
-      <w:r>
-        <w:rPr>
-          <w:u w:val="single"/>
-        </w:rPr>
-        <w:t>*</w:t>
+        <w:t>A model is developed or used to support the explanation*</w:t>
       </w:r>
     </w:p>
     <w:p>
@@ -938,8 +1026,14 @@
           <w:ilvl w:val="0"/>
           <w:numId w:val="4"/>
         </w:numPr>
-      </w:pPr>
-      <w:r>
+        <w:rPr>
+          <w:strike/>
+        </w:rPr>
+      </w:pPr>
+      <w:r>
+        <w:rPr>
+          <w:strike/>
+        </w:rPr>
         <w:t>Project board is clear and logically organized</w:t>
       </w:r>
     </w:p>
@@ -950,8 +1044,14 @@
           <w:ilvl w:val="0"/>
           <w:numId w:val="4"/>
         </w:numPr>
-      </w:pPr>
-      <w:r>
+        <w:rPr>
+          <w:strike/>
+        </w:rPr>
+      </w:pPr>
+      <w:r>
+        <w:rPr>
+          <w:strike/>
+        </w:rPr>
         <w:t>Relevant background information provided</w:t>
       </w:r>
     </w:p>
@@ -962,8 +1062,14 @@
           <w:ilvl w:val="0"/>
           <w:numId w:val="4"/>
         </w:numPr>
-      </w:pPr>
-      <w:r>
+        <w:rPr>
+          <w:strike/>
+        </w:rPr>
+      </w:pPr>
+      <w:r>
+        <w:rPr>
+          <w:strike/>
+        </w:rPr>
         <w:t>Sources are cited</w:t>
       </w:r>
     </w:p>
@@ -974,16 +1080,28 @@
           <w:ilvl w:val="0"/>
           <w:numId w:val="4"/>
         </w:numPr>
-      </w:pPr>
-      <w:r>
+        <w:rPr>
+          <w:strike/>
+        </w:rPr>
+      </w:pPr>
+      <w:r>
+        <w:rPr>
+          <w:strike/>
+        </w:rPr>
         <w:t xml:space="preserve">Students </w:t>
       </w:r>
       <w:proofErr w:type="gramStart"/>
       <w:r>
+        <w:rPr>
+          <w:strike/>
+        </w:rPr>
         <w:t>communicates</w:t>
       </w:r>
       <w:proofErr w:type="gramEnd"/>
       <w:r>
+        <w:rPr>
+          <w:strike/>
+        </w:rPr>
         <w:t xml:space="preserve"> the project clearly and concisely</w:t>
       </w:r>
     </w:p>
@@ -994,13 +1112,22 @@
           <w:ilvl w:val="0"/>
           <w:numId w:val="4"/>
         </w:numPr>
+        <w:rPr>
+          <w:strike/>
+        </w:rPr>
       </w:pPr>
       <w:proofErr w:type="gramStart"/>
       <w:r>
+        <w:rPr>
+          <w:strike/>
+        </w:rPr>
         <w:t>Student provides</w:t>
       </w:r>
       <w:proofErr w:type="gramEnd"/>
       <w:r>
+        <w:rPr>
+          <w:strike/>
+        </w:rPr>
         <w:t xml:space="preserve"> clear, scientifically accurate, thoughtful responses to questions</w:t>
       </w:r>
     </w:p>
@@ -1012,20 +1139,16 @@
           <w:numId w:val="4"/>
         </w:numPr>
         <w:rPr>
+          <w:strike/>
           <w:u w:val="single"/>
         </w:rPr>
       </w:pPr>
       <w:r>
         <w:rPr>
+          <w:strike/>
           <w:u w:val="single"/>
         </w:rPr>
-        <w:t>Additional questions are generated from the investigation</w:t>
-      </w:r>
-      <w:r>
-        <w:rPr>
-          <w:u w:val="single"/>
-        </w:rPr>
-        <w:t>*</w:t>
+        <w:t>Additional questions are generated from the investigation*</w:t>
       </w:r>
     </w:p>
     <w:p>
@@ -1036,20 +1159,16 @@
           <w:numId w:val="4"/>
         </w:numPr>
         <w:rPr>
+          <w:strike/>
           <w:u w:val="single"/>
         </w:rPr>
       </w:pPr>
       <w:r>
         <w:rPr>
+          <w:strike/>
           <w:u w:val="single"/>
         </w:rPr>
-        <w:t>Connections to the real world, or similar phenomena are identified</w:t>
-      </w:r>
-      <w:r>
-        <w:rPr>
-          <w:u w:val="single"/>
-        </w:rPr>
-        <w:t>*</w:t>
+        <w:t>Connections to the real world, or similar phenomena are identified*</w:t>
       </w:r>
     </w:p>
     <w:p>
